--- a/lessions/0009_1.docx
+++ b/lessions/0009_1.docx
@@ -29,12 +29,24 @@
     </w:p>
     <w:p>
       <w:r>
-        <w:t>1. TÍNH TỪ - ADFECTIVES</w:t>
-      </w:r>
-    </w:p>
-    <w:p>
-      <w:r>
-        <w:t xml:space="preserve">Tính từ dùng để mô tả người, vật, nơn chốn hoặc sự việc </w:t>
+        <w:t>1. TÍNH TỪ - AD</w:t>
+      </w:r>
+      <w:r>
+        <w:t>J</w:t>
+      </w:r>
+      <w:r>
+        <w:t>ECTIVES</w:t>
+      </w:r>
+    </w:p>
+    <w:p>
+      <w:r>
+        <w:t>Tính từ dùng để mô tả người, vật, nơ</w:t>
+      </w:r>
+      <w:r>
+        <w:t>i</w:t>
+      </w:r>
+      <w:r>
+        <w:t xml:space="preserve"> chốn hoặc sự việc </w:t>
       </w:r>
     </w:p>
     <w:p>
@@ -54,7 +66,13 @@
     </w:p>
     <w:p>
       <w:r>
-        <w:t>Bautiful -&gt; đẹp</w:t>
+        <w:t>B</w:t>
+      </w:r>
+      <w:r>
+        <w:t>ea</w:t>
+      </w:r>
+      <w:r>
+        <w:t>utiful -&gt; đẹp</w:t>
       </w:r>
     </w:p>
     <w:p>
@@ -465,7 +483,16 @@
     </w:p>
     <w:p>
       <w:r>
-        <w:t>A beautiful -&gt; một cô gái đẹp</w:t>
+        <w:t xml:space="preserve">A beautiful </w:t>
+      </w:r>
+      <w:r>
+        <w:t>girl</w:t>
+      </w:r>
+      <w:r>
+        <w:t>e</w:t>
+      </w:r>
+      <w:r>
+        <w:t>-&gt; một cô gái đẹp</w:t>
       </w:r>
     </w:p>
     <w:p>
@@ -480,7 +507,7 @@
     </w:p>
     <w:sectPr>
       <w:pgSz w:w="12240" w:h="15840"/>
-      <w:pgMar w:top="0" w:right="1440" w:bottom="0" w:left="1440" w:header="720" w:footer="720" w:gutter="0"/>
+      <w:pgMar w:top="0" w:right="1440" w:bottom="0" w:left="360" w:header="720" w:footer="720" w:gutter="0"/>
       <w:cols w:space="720"/>
       <w:docGrid w:linePitch="360"/>
     </w:sectPr>

--- a/lessions/0009_1.docx
+++ b/lessions/0009_1.docx
@@ -487,9 +487,6 @@
       </w:r>
       <w:r>
         <w:t>girl</w:t>
-      </w:r>
-      <w:r>
-        <w:t>e</w:t>
       </w:r>
       <w:r>
         <w:t>-&gt; một cô gái đẹp</w:t>

--- a/lessions/0009_1.docx
+++ b/lessions/0009_1.docx
@@ -150,7 +150,13 @@
     </w:p>
     <w:p>
       <w:r>
-        <w:t>The food i delicious. -&gt; Đồ ăn ngon.</w:t>
+        <w:t>The food i</w:t>
+      </w:r>
+      <w:r>
+        <w:t>s</w:t>
+      </w:r>
+      <w:r>
+        <w:t xml:space="preserve"> delicious. -&gt; Đồ ăn ngon.</w:t>
       </w:r>
     </w:p>
     <w:p>
@@ -226,6 +232,9 @@
     </w:p>
     <w:p>
       <w:r>
+        <w:t xml:space="preserve"> </w:t>
+      </w:r>
+      <w:r>
         <w:t>Drive carefully -&gt; Hãy lái xe cẩn thận</w:t>
       </w:r>
     </w:p>
@@ -400,7 +409,13 @@
     </w:p>
     <w:p>
       <w:r>
-        <w:t>She is a kind person -&gt; Cô ấy là một người tử đế</w:t>
+        <w:t xml:space="preserve">She is a kind person -&gt; Cô ấy là một người tử </w:t>
+      </w:r>
+      <w:r>
+        <w:t>t</w:t>
+      </w:r>
+      <w:r>
+        <w:t>ế</w:t>
       </w:r>
     </w:p>
     <w:p>
@@ -410,7 +425,13 @@
     </w:p>
     <w:p>
       <w:r>
-        <w:t>They speak english well -&gt; Họ nói tiếng anh giỏi.</w:t>
+        <w:t xml:space="preserve">They speak </w:t>
+      </w:r>
+      <w:r>
+        <w:t>E</w:t>
+      </w:r>
+      <w:r>
+        <w:t>nglish well -&gt; Họ nói tiếng anh giỏi.</w:t>
       </w:r>
     </w:p>
     <w:p>
@@ -478,7 +499,13 @@
     </w:p>
     <w:p>
       <w:r>
-        <w:t>Cẩu trúc quan trọng:</w:t>
+        <w:t>C</w:t>
+      </w:r>
+      <w:r>
+        <w:t>ấ</w:t>
+      </w:r>
+      <w:r>
+        <w:t>u trúc quan trọng:</w:t>
       </w:r>
     </w:p>
     <w:p>
@@ -494,7 +521,13 @@
     </w:p>
     <w:p>
       <w:r>
-        <w:t>She sings beautiful -&gt; Cô ấy hát hay</w:t>
+        <w:t>She sings beautiful</w:t>
+      </w:r>
+      <w:r>
+        <w:t>ly</w:t>
+      </w:r>
+      <w:r>
+        <w:t xml:space="preserve"> -&gt; Cô ấy hát hay</w:t>
       </w:r>
     </w:p>
     <w:p>
